--- a/en/scientists/CV/Word/Gayibli_Khagani_CV_EN.docx
+++ b/en/scientists/CV/Word/Gayibli_Khagani_CV_EN.docx
@@ -439,7 +439,7 @@
           <w:sz w:val="21"/>
           <w:szCs w:val="21"/>
         </w:rPr>
-        <w:t>Khagani Gayibli is director of the Turkish Language Center at the University of Tartu, a post dated from 1998. He received a PhD in history from the University of Tartu in 2008–2011 and an MA in Uralic languages there in 2003–2005. He has been chair of the Estonia-Azerbaijan Society since 1994 and a member and deputy chair of the board of the Congress of World Azerbaijanis since 2001. The CV lists books of essays, poetry, and Turkish-Estonian language guides, and translations from Azerbaijani, Estonian, and Turkish. He was awarded the Taraggi Medal on 21 April 2022.</w:t>
+        <w:t>Khagani Gayibli is director of the Turkish Language Center at the University of Tartu, a post dated from 1998. He received a PhD in history from the University of Tartu in 2008–2011 and an MA in Uralic languages there in 2003–2005. He has been chair of the Estonia-Azerbaijan Society since 1994 and a member and deputy chair of the board of the Congress of World Azerbaijanis since 2001. Published books of essays, poetry, and Turkish-Estonian language guides, and translations from Azerbaijani, Estonian, and Turkish. He was awarded the Taraggi Medal on 21 April 2022.</w:t>
       </w:r>
     </w:p>
     <w:p>
